--- a/docs/09_Logical Data Model.docx
+++ b/docs/09_Logical Data Model.docx
@@ -3470,6 +3470,283 @@
         <w:t>This logical model provides the foundation for the physical database schema, JPA entity classes, REST APIs, and service layer implementation.</w:t>
       </w:r>
       <w:bookmarkEnd w:id="47"/>
+      <w:r>
+        <w:br/>
+      </w:r>
+      <w:r>
+        <w:br/>
+      </w:r>
+      <w:r>
+        <w:t>Meal Pricing</w:t>
+      </w:r>
+    </w:p>
+    <w:p>
+      <w:pPr>
+        <w:pStyle w:val="BodyText"/>
+      </w:pPr>
+    </w:p>
+    <w:p>
+      <w:pPr>
+        <w:pStyle w:val="BodyText"/>
+      </w:pPr>
+      <w:r>
+        <w:t>Purpose</w:t>
+      </w:r>
+    </w:p>
+    <w:p>
+      <w:pPr>
+        <w:pStyle w:val="BodyText"/>
+      </w:pPr>
+    </w:p>
+    <w:p>
+      <w:pPr>
+        <w:pStyle w:val="BodyText"/>
+      </w:pPr>
+      <w:r>
+        <w:lastRenderedPageBreak/>
+        <w:t>Stores the current prices of predefined Meal Options.</w:t>
+      </w:r>
+    </w:p>
+    <w:p>
+      <w:pPr>
+        <w:pStyle w:val="BodyText"/>
+      </w:pPr>
+    </w:p>
+    <w:p>
+      <w:pPr>
+        <w:pStyle w:val="BodyText"/>
+      </w:pPr>
+      <w:r>
+        <w:t>Primary Key</w:t>
+      </w:r>
+    </w:p>
+    <w:p>
+      <w:pPr>
+        <w:pStyle w:val="BodyText"/>
+      </w:pPr>
+    </w:p>
+    <w:p>
+      <w:pPr>
+        <w:pStyle w:val="BodyText"/>
+      </w:pPr>
+      <w:proofErr w:type="spellStart"/>
+      <w:r>
+        <w:t>mealPricingId</w:t>
+      </w:r>
+      <w:proofErr w:type="spellEnd"/>
+    </w:p>
+    <w:p>
+      <w:pPr>
+        <w:pStyle w:val="BodyText"/>
+      </w:pPr>
+    </w:p>
+    <w:p>
+      <w:pPr>
+        <w:pStyle w:val="BodyText"/>
+      </w:pPr>
+      <w:r>
+        <w:t>Attributes</w:t>
+      </w:r>
+    </w:p>
+    <w:p>
+      <w:pPr>
+        <w:pStyle w:val="BodyText"/>
+      </w:pPr>
+    </w:p>
+    <w:p>
+      <w:pPr>
+        <w:pStyle w:val="BodyText"/>
+      </w:pPr>
+      <w:proofErr w:type="spellStart"/>
+      <w:r>
+        <w:t>mealPricingId</w:t>
+      </w:r>
+      <w:proofErr w:type="spellEnd"/>
+    </w:p>
+    <w:p>
+      <w:pPr>
+        <w:pStyle w:val="BodyText"/>
+      </w:pPr>
+      <w:r>
+        <w:t>Unique pricing identifier</w:t>
+      </w:r>
+    </w:p>
+    <w:p>
+      <w:pPr>
+        <w:pStyle w:val="BodyText"/>
+      </w:pPr>
+    </w:p>
+    <w:p>
+      <w:pPr>
+        <w:pStyle w:val="BodyText"/>
+      </w:pPr>
+      <w:proofErr w:type="spellStart"/>
+      <w:r>
+        <w:t>halfMealPrice</w:t>
+      </w:r>
+      <w:proofErr w:type="spellEnd"/>
+    </w:p>
+    <w:p>
+      <w:pPr>
+        <w:pStyle w:val="BodyText"/>
+      </w:pPr>
+      <w:r>
+        <w:t>Current Half Meal price</w:t>
+      </w:r>
+    </w:p>
+    <w:p>
+      <w:pPr>
+        <w:pStyle w:val="BodyText"/>
+      </w:pPr>
+    </w:p>
+    <w:p>
+      <w:pPr>
+        <w:pStyle w:val="BodyText"/>
+      </w:pPr>
+      <w:proofErr w:type="spellStart"/>
+      <w:r>
+        <w:t>fullMealPrice</w:t>
+      </w:r>
+      <w:proofErr w:type="spellEnd"/>
+    </w:p>
+    <w:p>
+      <w:pPr>
+        <w:pStyle w:val="BodyText"/>
+      </w:pPr>
+      <w:r>
+        <w:t>Current Full Meal price</w:t>
+      </w:r>
+    </w:p>
+    <w:p>
+      <w:pPr>
+        <w:pStyle w:val="BodyText"/>
+      </w:pPr>
+    </w:p>
+    <w:p>
+      <w:pPr>
+        <w:pStyle w:val="BodyText"/>
+      </w:pPr>
+      <w:proofErr w:type="spellStart"/>
+      <w:r>
+        <w:t>extraRotiPrice</w:t>
+      </w:r>
+      <w:proofErr w:type="spellEnd"/>
+    </w:p>
+    <w:p>
+      <w:pPr>
+        <w:pStyle w:val="BodyText"/>
+      </w:pPr>
+      <w:r>
+        <w:t>Current Extra Roti price</w:t>
+      </w:r>
+    </w:p>
+    <w:p>
+      <w:pPr>
+        <w:pStyle w:val="BodyText"/>
+      </w:pPr>
+    </w:p>
+    <w:p>
+      <w:pPr>
+        <w:pStyle w:val="BodyText"/>
+      </w:pPr>
+      <w:proofErr w:type="spellStart"/>
+      <w:r>
+        <w:t>updatedAt</w:t>
+      </w:r>
+      <w:proofErr w:type="spellEnd"/>
+    </w:p>
+    <w:p>
+      <w:pPr>
+        <w:pStyle w:val="BodyText"/>
+      </w:pPr>
+      <w:r>
+        <w:t>Last modification timestamp</w:t>
+      </w:r>
+    </w:p>
+    <w:p>
+      <w:pPr>
+        <w:pStyle w:val="BodyText"/>
+      </w:pPr>
+    </w:p>
+    <w:p>
+      <w:pPr>
+        <w:pStyle w:val="BodyText"/>
+      </w:pPr>
+      <w:r>
+        <w:t>Relationships</w:t>
+      </w:r>
+    </w:p>
+    <w:p>
+      <w:pPr>
+        <w:pStyle w:val="BodyText"/>
+      </w:pPr>
+    </w:p>
+    <w:p>
+      <w:pPr>
+        <w:pStyle w:val="BodyText"/>
+      </w:pPr>
+      <w:r>
+        <w:t>• Used by Meal Response for current pricing.</w:t>
+      </w:r>
+    </w:p>
+    <w:p>
+      <w:pPr>
+        <w:pStyle w:val="BodyText"/>
+      </w:pPr>
+      <w:r>
+        <w:t>• Applied prices are copied into Meal Records.</w:t>
+      </w:r>
+    </w:p>
+    <w:p>
+      <w:pPr>
+        <w:pStyle w:val="BodyText"/>
+      </w:pPr>
+      <w:r>
+        <w:lastRenderedPageBreak/>
+        <w:t>• Billing calculations use the applied prices stored in Meal Records.</w:t>
+      </w:r>
+    </w:p>
+    <w:p>
+      <w:pPr>
+        <w:pStyle w:val="BodyText"/>
+      </w:pPr>
+    </w:p>
+    <w:p>
+      <w:pPr>
+        <w:pStyle w:val="BodyText"/>
+      </w:pPr>
+      <w:r>
+        <w:t>Business Constraints</w:t>
+      </w:r>
+    </w:p>
+    <w:p>
+      <w:pPr>
+        <w:pStyle w:val="BodyText"/>
+      </w:pPr>
+    </w:p>
+    <w:p>
+      <w:pPr>
+        <w:pStyle w:val="BodyText"/>
+      </w:pPr>
+      <w:r>
+        <w:t>• Only one Meal Pricing configuration exists.</w:t>
+      </w:r>
+    </w:p>
+    <w:p>
+      <w:pPr>
+        <w:pStyle w:val="BodyText"/>
+      </w:pPr>
+      <w:r>
+        <w:t>• Prices must be greater than zero.</w:t>
+      </w:r>
+    </w:p>
+    <w:p>
+      <w:pPr>
+        <w:pStyle w:val="BodyText"/>
+      </w:pPr>
+      <w:r>
+        <w:t>• Historical Meal Records are not modified when prices change.</w:t>
+      </w:r>
     </w:p>
     <w:sectPr>
       <w:footnotePr>
